--- a/模板/追踪-说明模板.docx
+++ b/模板/追踪-说明模板.docx
@@ -82,6 +82,7 @@
               <w:bottom w:val="single" w:sz="12" w:space="0" w:color="auto"/>
               <w:right w:val="single" w:sz="4" w:space="0" w:color="auto"/>
             </w:tcBorders>
+            <w:vAlign w:val="center"/>
           </w:tcPr>
           <w:p>
             <w:pPr>
@@ -112,6 +113,7 @@
               <w:bottom w:val="single" w:sz="4" w:space="0" w:color="auto"/>
               <w:right w:val="single" w:sz="4" w:space="0" w:color="auto"/>
             </w:tcBorders>
+            <w:vAlign w:val="center"/>
           </w:tcPr>
           <w:p>
             <w:pPr>
@@ -142,6 +144,7 @@
               <w:bottom w:val="single" w:sz="4" w:space="0" w:color="auto"/>
               <w:right w:val="single" w:sz="4" w:space="0" w:color="auto"/>
             </w:tcBorders>
+            <w:vAlign w:val="center"/>
           </w:tcPr>
           <w:p>
             <w:pPr>
@@ -172,6 +175,7 @@
               <w:bottom w:val="single" w:sz="4" w:space="0" w:color="auto"/>
               <w:right w:val="single" w:sz="12" w:space="0" w:color="auto"/>
             </w:tcBorders>
+            <w:vAlign w:val="center"/>
           </w:tcPr>
           <w:p>
             <w:pPr>
@@ -204,6 +208,7 @@
               <w:bottom w:val="single" w:sz="12" w:space="0" w:color="auto"/>
               <w:right w:val="single" w:sz="4" w:space="0" w:color="auto"/>
             </w:tcBorders>
+            <w:vAlign w:val="center"/>
           </w:tcPr>
           <w:p>
             <w:pPr>
@@ -233,6 +238,7 @@
               <w:bottom w:val="single" w:sz="12" w:space="0" w:color="auto"/>
               <w:right w:val="single" w:sz="4" w:space="0" w:color="auto"/>
             </w:tcBorders>
+            <w:vAlign w:val="center"/>
           </w:tcPr>
           <w:p>
             <w:pPr>
@@ -262,6 +268,7 @@
               <w:bottom w:val="single" w:sz="12" w:space="0" w:color="auto"/>
               <w:right w:val="single" w:sz="4" w:space="0" w:color="auto"/>
             </w:tcBorders>
+            <w:vAlign w:val="center"/>
           </w:tcPr>
           <w:p>
             <w:pPr>
@@ -291,6 +298,7 @@
               <w:bottom w:val="single" w:sz="12" w:space="0" w:color="auto"/>
               <w:right w:val="single" w:sz="4" w:space="0" w:color="auto"/>
             </w:tcBorders>
+            <w:vAlign w:val="center"/>
           </w:tcPr>
           <w:p>
             <w:pPr>
@@ -320,6 +328,7 @@
               <w:bottom w:val="single" w:sz="12" w:space="0" w:color="auto"/>
               <w:right w:val="single" w:sz="4" w:space="0" w:color="auto"/>
             </w:tcBorders>
+            <w:vAlign w:val="center"/>
           </w:tcPr>
           <w:p>
             <w:pPr>
@@ -349,6 +358,7 @@
               <w:bottom w:val="single" w:sz="12" w:space="0" w:color="auto"/>
               <w:right w:val="single" w:sz="4" w:space="0" w:color="auto"/>
             </w:tcBorders>
+            <w:vAlign w:val="center"/>
           </w:tcPr>
           <w:p>
             <w:pPr>
@@ -378,6 +388,7 @@
               <w:bottom w:val="single" w:sz="12" w:space="0" w:color="auto"/>
               <w:right w:val="single" w:sz="4" w:space="0" w:color="auto"/>
             </w:tcBorders>
+            <w:vAlign w:val="center"/>
           </w:tcPr>
           <w:p>
             <w:pPr>
@@ -407,6 +418,7 @@
               <w:bottom w:val="single" w:sz="12" w:space="0" w:color="auto"/>
               <w:right w:val="single" w:sz="12" w:space="0" w:color="auto"/>
             </w:tcBorders>
+            <w:vAlign w:val="center"/>
           </w:tcPr>
           <w:p>
             <w:pPr>
@@ -432,6 +444,7 @@
         <w:tc>
           <w:tcPr>
             <w:tcW w:w="0" w:type="auto"/>
+            <w:vAlign w:val="center"/>
           </w:tcPr>
           <w:p>
             <w:r>
@@ -444,6 +457,7 @@
         <w:tc>
           <w:tcPr>
             <w:tcW w:w="650" w:type="dxa"/>
+            <w:vAlign w:val="center"/>
           </w:tcPr>
           <w:p>
             <w:r>
@@ -458,6 +472,7 @@
         <w:tc>
           <w:tcPr>
             <w:tcW w:w="950" w:type="dxa"/>
+            <w:vAlign w:val="center"/>
           </w:tcPr>
           <w:p>
             <w:r>
@@ -472,6 +487,7 @@
         <w:tc>
           <w:tcPr>
             <w:tcW w:w="900" w:type="dxa"/>
+            <w:vAlign w:val="center"/>
           </w:tcPr>
           <w:p>
             <w:r>
@@ -486,6 +502,7 @@
         <w:tc>
           <w:tcPr>
             <w:tcW w:w="1400" w:type="dxa"/>
+            <w:vAlign w:val="center"/>
           </w:tcPr>
           <w:p>
             <w:r>
@@ -500,6 +517,7 @@
         <w:tc>
           <w:tcPr>
             <w:tcW w:w="900" w:type="dxa"/>
+            <w:vAlign w:val="center"/>
           </w:tcPr>
           <w:p>
             <w:r>
@@ -514,6 +532,7 @@
         <w:tc>
           <w:tcPr>
             <w:tcW w:w="950" w:type="dxa"/>
+            <w:vAlign w:val="center"/>
           </w:tcPr>
           <w:p>
             <w:r>
@@ -528,6 +547,7 @@
         <w:tc>
           <w:tcPr>
             <w:tcW w:w="950" w:type="dxa"/>
+            <w:vAlign w:val="center"/>
           </w:tcPr>
           <w:p>
             <w:r>
@@ -542,6 +562,7 @@
         <w:tc>
           <w:tcPr>
             <w:tcW w:w="2350" w:type="dxa"/>
+            <w:vAlign w:val="center"/>
           </w:tcPr>
           <w:p>
             <w:r>
@@ -558,6 +579,7 @@
         <w:tc>
           <w:tcPr>
             <w:tcW w:w="0" w:type="auto"/>
+            <w:vAlign w:val="center"/>
           </w:tcPr>
           <w:p>
             <w:r>

--- a/模板/追踪-说明模板.docx
+++ b/模板/追踪-说明模板.docx
@@ -444,7 +444,6 @@
         <w:tc>
           <w:tcPr>
             <w:tcW w:w="0" w:type="auto"/>
-            <w:vAlign w:val="center"/>
           </w:tcPr>
           <w:p>
             <w:r>
@@ -579,7 +578,6 @@
         <w:tc>
           <w:tcPr>
             <w:tcW w:w="0" w:type="auto"/>
-            <w:vAlign w:val="center"/>
           </w:tcPr>
           <w:p>
             <w:r>
